--- a/methodical-guidelines/students/Модуль 1. Лабораторная работа.docx
+++ b/methodical-guidelines/students/Модуль 1. Лабораторная работа.docx
@@ -5425,7 +5425,7 @@
           <w:sz w:val="24"/>
           <w:szCs w:val="24"/>
         </w:rPr>
-        <w:t>Кейс основан на реальной задаче от индустриального партнёра ООО «Группа Компаний «Иннотех»</w:t>
+        <w:t>Кейс основан на реальной задаче от индустриального партнёра</w:t>
       </w:r>
       <w:r>
         <w:rPr>
@@ -5936,6 +5936,7 @@
           <w:rFonts w:ascii="Times New Roman" w:hAnsi="Times New Roman" w:cs="Times New Roman"/>
           <w:sz w:val="24"/>
           <w:szCs w:val="24"/>
+          <w:lang w:val="en-US"/>
         </w:rPr>
       </w:pPr>
       <w:r>
@@ -5951,6 +5952,7 @@
           <w:rFonts w:ascii="Times New Roman" w:hAnsi="Times New Roman" w:cs="Times New Roman"/>
           <w:sz w:val="24"/>
           <w:szCs w:val="24"/>
+          <w:lang w:val="en-US"/>
         </w:rPr>
         <w:t xml:space="preserve"> </w:t>
       </w:r>
@@ -5967,6 +5969,7 @@
           <w:rFonts w:ascii="Times New Roman" w:hAnsi="Times New Roman" w:cs="Times New Roman"/>
           <w:sz w:val="24"/>
           <w:szCs w:val="24"/>
+          <w:lang w:val="en-US"/>
         </w:rPr>
         <w:t xml:space="preserve"> </w:t>
       </w:r>
@@ -5984,6 +5987,7 @@
           <w:rFonts w:ascii="Times New Roman" w:hAnsi="Times New Roman" w:cs="Times New Roman"/>
           <w:sz w:val="24"/>
           <w:szCs w:val="24"/>
+          <w:lang w:val="en-US"/>
         </w:rPr>
         <w:t xml:space="preserve"> </w:t>
       </w:r>
@@ -6000,6 +6004,7 @@
           <w:rFonts w:ascii="Times New Roman" w:hAnsi="Times New Roman" w:cs="Times New Roman"/>
           <w:sz w:val="24"/>
           <w:szCs w:val="24"/>
+          <w:lang w:val="en-US"/>
         </w:rPr>
         <w:t xml:space="preserve"> </w:t>
       </w:r>
@@ -6017,6 +6022,7 @@
           <w:rFonts w:ascii="Times New Roman" w:hAnsi="Times New Roman" w:cs="Times New Roman"/>
           <w:sz w:val="24"/>
           <w:szCs w:val="24"/>
+          <w:lang w:val="en-US"/>
         </w:rPr>
         <w:t>_</w:t>
       </w:r>
@@ -6034,6 +6040,7 @@
           <w:rFonts w:ascii="Times New Roman" w:hAnsi="Times New Roman" w:cs="Times New Roman"/>
           <w:sz w:val="24"/>
           <w:szCs w:val="24"/>
+          <w:lang w:val="en-US"/>
         </w:rPr>
         <w:t>(</w:t>
       </w:r>
@@ -6051,6 +6058,7 @@
           <w:rFonts w:ascii="Times New Roman" w:hAnsi="Times New Roman" w:cs="Times New Roman"/>
           <w:sz w:val="24"/>
           <w:szCs w:val="24"/>
+          <w:lang w:val="en-US"/>
         </w:rPr>
         <w:t>_</w:t>
       </w:r>
@@ -6068,6 +6076,7 @@
           <w:rFonts w:ascii="Times New Roman" w:hAnsi="Times New Roman" w:cs="Times New Roman"/>
           <w:sz w:val="24"/>
           <w:szCs w:val="24"/>
+          <w:lang w:val="en-US"/>
         </w:rPr>
         <w:t xml:space="preserve">, </w:t>
       </w:r>
@@ -6085,6 +6094,7 @@
           <w:rFonts w:ascii="Times New Roman" w:hAnsi="Times New Roman" w:cs="Times New Roman"/>
           <w:sz w:val="24"/>
           <w:szCs w:val="24"/>
+          <w:lang w:val="en-US"/>
         </w:rPr>
         <w:t>=</w:t>
       </w:r>
@@ -6102,6 +6112,7 @@
           <w:rFonts w:ascii="Times New Roman" w:hAnsi="Times New Roman" w:cs="Times New Roman"/>
           <w:sz w:val="24"/>
           <w:szCs w:val="24"/>
+          <w:lang w:val="en-US"/>
         </w:rPr>
         <w:t xml:space="preserve">), </w:t>
       </w:r>
@@ -6118,6 +6129,7 @@
           <w:rFonts w:ascii="Times New Roman" w:hAnsi="Times New Roman" w:cs="Times New Roman"/>
           <w:sz w:val="24"/>
           <w:szCs w:val="24"/>
+          <w:lang w:val="en-US"/>
         </w:rPr>
         <w:t>:</w:t>
       </w:r>
@@ -6130,6 +6142,7 @@
           <w:rFonts w:ascii="Times New Roman" w:hAnsi="Times New Roman" w:cs="Times New Roman"/>
           <w:sz w:val="24"/>
           <w:szCs w:val="24"/>
+          <w:lang w:val="en-US"/>
         </w:rPr>
       </w:pPr>
     </w:p>
@@ -6248,6 +6261,7 @@
           <w:sz w:val="24"/>
           <w:szCs w:val="24"/>
         </w:rPr>
+        <w:lastRenderedPageBreak/>
         <w:t>Шаг 3. Настройте управление версиями</w:t>
       </w:r>
     </w:p>
@@ -7054,7 +7068,6 @@
           <w:sz w:val="24"/>
           <w:szCs w:val="24"/>
         </w:rPr>
-        <w:lastRenderedPageBreak/>
         <w:t>создание нового промпта → коммит → CI/CD тестирует и деплоит в staging;</w:t>
       </w:r>
     </w:p>
@@ -7078,6 +7091,7 @@
           <w:sz w:val="24"/>
           <w:szCs w:val="24"/>
         </w:rPr>
+        <w:lastRenderedPageBreak/>
         <w:t>изменение существующего промпта → регрессионные тесты находят проблему → исправление → успешный проход.</w:t>
       </w:r>
     </w:p>
@@ -8098,26 +8112,26 @@
           <w:sz w:val="24"/>
           <w:szCs w:val="24"/>
         </w:rPr>
+        <w:t>Для каждого промпта явно указывайте роль модели, чёткую инструкцию, ограничения и ожидаемый формат вывода.</w:t>
+      </w:r>
+    </w:p>
+    <w:p>
+      <w:pPr>
+        <w:spacing w:line="240" w:lineRule="auto"/>
+        <w:ind w:firstLine="0"/>
+        <w:rPr>
+          <w:rFonts w:ascii="Times New Roman" w:hAnsi="Times New Roman" w:cs="Times New Roman"/>
+          <w:sz w:val="24"/>
+          <w:szCs w:val="24"/>
+        </w:rPr>
+      </w:pPr>
+      <w:r>
+        <w:rPr>
+          <w:rFonts w:ascii="Times New Roman" w:hAnsi="Times New Roman" w:cs="Times New Roman"/>
+          <w:sz w:val="24"/>
+          <w:szCs w:val="24"/>
+        </w:rPr>
         <w:lastRenderedPageBreak/>
-        <w:t>Для каждого промпта явно указывайте роль модели, чёткую инструкцию, ограничения и ожидаемый формат вывода.</w:t>
-      </w:r>
-    </w:p>
-    <w:p>
-      <w:pPr>
-        <w:spacing w:line="240" w:lineRule="auto"/>
-        <w:ind w:firstLine="0"/>
-        <w:rPr>
-          <w:rFonts w:ascii="Times New Roman" w:hAnsi="Times New Roman" w:cs="Times New Roman"/>
-          <w:sz w:val="24"/>
-          <w:szCs w:val="24"/>
-        </w:rPr>
-      </w:pPr>
-      <w:r>
-        <w:rPr>
-          <w:rFonts w:ascii="Times New Roman" w:hAnsi="Times New Roman" w:cs="Times New Roman"/>
-          <w:sz w:val="24"/>
-          <w:szCs w:val="24"/>
-        </w:rPr>
         <w:t>В тестовых примерах используйте как «идеальные» входы, так и «зашумлённые» – это поможет оценить устойчивость.</w:t>
       </w:r>
     </w:p>
@@ -9463,7 +9477,6 @@
                 <w:sz w:val="24"/>
                 <w:szCs w:val="24"/>
               </w:rPr>
-              <w:lastRenderedPageBreak/>
               <w:t>CI/CD пайплайн</w:t>
             </w:r>
           </w:p>
